--- a/19/ТЕМА_18.docx
+++ b/19/ТЕМА_18.docx
@@ -22,16 +22,7 @@
           <w:sz w:val="28"/>
           <w:szCs w:val="28"/>
         </w:rPr>
-        <w:t xml:space="preserve">18 </w:t>
-      </w:r>
-      <w:r>
-        <w:rPr>
-          <w:b/>
-          <w:noProof/>
-          <w:sz w:val="28"/>
-          <w:szCs w:val="28"/>
-        </w:rPr>
-        <w:t>РАБОТА С БАЗАМИ ДАННЫХ. ТЕХНОЛОГИИ ДОСТУПА К ДАННЫМ</w:t>
+        <w:t>18 РАБОТА С БАЗАМИ ДАННЫХ. ТЕХНОЛОГИИ ДОСТУПА К ДАННЫМ</w:t>
       </w:r>
     </w:p>
     <w:p>
@@ -166,6 +157,7 @@
         <w:t xml:space="preserve">using </w:t>
       </w:r>
       <w:proofErr w:type="spellStart"/>
+      <w:proofErr w:type="gramStart"/>
       <w:r>
         <w:rPr>
           <w:sz w:val="28"/>
@@ -175,6 +167,7 @@
         <w:t>System.Collections.ObjectModel</w:t>
       </w:r>
       <w:proofErr w:type="spellEnd"/>
+      <w:proofErr w:type="gramEnd"/>
       <w:r>
         <w:rPr>
           <w:sz w:val="28"/>
@@ -208,6 +201,7 @@
         <w:t xml:space="preserve">using </w:t>
       </w:r>
       <w:proofErr w:type="spellStart"/>
+      <w:proofErr w:type="gramStart"/>
       <w:r>
         <w:rPr>
           <w:sz w:val="28"/>
@@ -217,6 +211,7 @@
         <w:t>System.Windows.Input</w:t>
       </w:r>
       <w:proofErr w:type="spellEnd"/>
+      <w:proofErr w:type="gramEnd"/>
       <w:r>
         <w:rPr>
           <w:sz w:val="28"/>
@@ -256,7 +251,16 @@
           <w:szCs w:val="28"/>
           <w:lang w:val="en-US"/>
         </w:rPr>
-        <w:t>CarRentalApp.Models</w:t>
+        <w:t>CarRentalApp.</w:t>
+      </w:r>
+      <w:proofErr w:type="gramStart"/>
+      <w:r>
+        <w:rPr>
+          <w:sz w:val="28"/>
+          <w:szCs w:val="28"/>
+          <w:lang w:val="en-US"/>
+        </w:rPr>
+        <w:t>Models</w:t>
       </w:r>
       <w:proofErr w:type="spellEnd"/>
       <w:r>
@@ -267,6 +271,7 @@
         </w:rPr>
         <w:t>;</w:t>
       </w:r>
+      <w:proofErr w:type="gramEnd"/>
     </w:p>
     <w:p>
       <w:pPr>
@@ -298,7 +303,16 @@
           <w:szCs w:val="28"/>
           <w:lang w:val="en-US"/>
         </w:rPr>
-        <w:t>CarRentalApp.Repositories</w:t>
+        <w:t>CarRentalApp.</w:t>
+      </w:r>
+      <w:proofErr w:type="gramStart"/>
+      <w:r>
+        <w:rPr>
+          <w:sz w:val="28"/>
+          <w:szCs w:val="28"/>
+          <w:lang w:val="en-US"/>
+        </w:rPr>
+        <w:t>Repositories</w:t>
       </w:r>
       <w:proofErr w:type="spellEnd"/>
       <w:r>
@@ -309,6 +323,7 @@
         </w:rPr>
         <w:t>;</w:t>
       </w:r>
+      <w:proofErr w:type="gramEnd"/>
     </w:p>
     <w:p>
       <w:pPr>
@@ -340,7 +355,16 @@
           <w:szCs w:val="28"/>
           <w:lang w:val="en-US"/>
         </w:rPr>
-        <w:t>CarRentalApp.Data</w:t>
+        <w:t>CarRentalApp.</w:t>
+      </w:r>
+      <w:proofErr w:type="gramStart"/>
+      <w:r>
+        <w:rPr>
+          <w:sz w:val="28"/>
+          <w:szCs w:val="28"/>
+          <w:lang w:val="en-US"/>
+        </w:rPr>
+        <w:t>Data</w:t>
       </w:r>
       <w:proofErr w:type="spellEnd"/>
       <w:r>
@@ -351,6 +375,7 @@
         </w:rPr>
         <w:t>;</w:t>
       </w:r>
+      <w:proofErr w:type="gramEnd"/>
     </w:p>
     <w:p>
       <w:pPr>
@@ -364,6 +389,7 @@
         <w:rPr>
           <w:sz w:val="28"/>
           <w:szCs w:val="28"/>
+          <w:lang w:val="en-US"/>
         </w:rPr>
       </w:pPr>
       <w:r>
@@ -381,7 +407,16 @@
           <w:szCs w:val="28"/>
           <w:lang w:val="en-US"/>
         </w:rPr>
-        <w:t>CarRentalApp.Commands</w:t>
+        <w:t>CarRentalApp.</w:t>
+      </w:r>
+      <w:proofErr w:type="gramStart"/>
+      <w:r>
+        <w:rPr>
+          <w:sz w:val="28"/>
+          <w:szCs w:val="28"/>
+          <w:lang w:val="en-US"/>
+        </w:rPr>
+        <w:t>Commands</w:t>
       </w:r>
       <w:proofErr w:type="spellEnd"/>
       <w:r>
@@ -392,6 +427,7 @@
         </w:rPr>
         <w:t>;</w:t>
       </w:r>
+      <w:proofErr w:type="gramEnd"/>
     </w:p>
     <w:p>
       <w:pPr>
@@ -475,6 +511,7 @@
         <w:t xml:space="preserve">    public class </w:t>
       </w:r>
       <w:proofErr w:type="spellStart"/>
+      <w:proofErr w:type="gramStart"/>
       <w:r>
         <w:rPr>
           <w:sz w:val="28"/>
@@ -490,7 +527,16 @@
           <w:szCs w:val="28"/>
           <w:lang w:val="en-US"/>
         </w:rPr>
-        <w:t xml:space="preserve"> : </w:t>
+        <w:t xml:space="preserve"> :</w:t>
+      </w:r>
+      <w:proofErr w:type="gramEnd"/>
+      <w:r>
+        <w:rPr>
+          <w:sz w:val="28"/>
+          <w:szCs w:val="28"/>
+          <w:lang w:val="en-US"/>
+        </w:rPr>
+        <w:t xml:space="preserve"> </w:t>
       </w:r>
       <w:proofErr w:type="spellStart"/>
       <w:r>
@@ -584,8 +630,18 @@
           <w:szCs w:val="28"/>
           <w:lang w:val="en-US"/>
         </w:rPr>
-        <w:t xml:space="preserve"> _context;</w:t>
-      </w:r>
+        <w:t xml:space="preserve"> _</w:t>
+      </w:r>
+      <w:proofErr w:type="gramStart"/>
+      <w:r>
+        <w:rPr>
+          <w:sz w:val="28"/>
+          <w:szCs w:val="28"/>
+          <w:lang w:val="en-US"/>
+        </w:rPr>
+        <w:t>context;</w:t>
+      </w:r>
+      <w:proofErr w:type="gramEnd"/>
     </w:p>
     <w:p>
       <w:pPr>
@@ -599,6 +655,7 @@
         <w:rPr>
           <w:sz w:val="28"/>
           <w:szCs w:val="28"/>
+          <w:lang w:val="en-US"/>
         </w:rPr>
       </w:pPr>
       <w:r>
@@ -646,6 +703,7 @@
         <w:t xml:space="preserve"> _</w:t>
       </w:r>
       <w:proofErr w:type="spellStart"/>
+      <w:proofErr w:type="gramStart"/>
       <w:r>
         <w:rPr>
           <w:sz w:val="28"/>
@@ -663,6 +721,7 @@
         </w:rPr>
         <w:t>;</w:t>
       </w:r>
+      <w:proofErr w:type="gramEnd"/>
     </w:p>
     <w:p>
       <w:pPr>
@@ -676,6 +735,7 @@
         <w:rPr>
           <w:sz w:val="28"/>
           <w:szCs w:val="28"/>
+          <w:lang w:val="en-US"/>
         </w:rPr>
       </w:pPr>
       <w:r>
@@ -723,6 +783,7 @@
         <w:t xml:space="preserve"> _</w:t>
       </w:r>
       <w:proofErr w:type="spellStart"/>
+      <w:proofErr w:type="gramStart"/>
       <w:r>
         <w:rPr>
           <w:sz w:val="28"/>
@@ -740,6 +801,7 @@
         </w:rPr>
         <w:t>;</w:t>
       </w:r>
+      <w:proofErr w:type="gramEnd"/>
     </w:p>
     <w:p>
       <w:pPr>
@@ -753,6 +815,7 @@
         <w:rPr>
           <w:sz w:val="28"/>
           <w:szCs w:val="28"/>
+          <w:lang w:val="en-US"/>
         </w:rPr>
       </w:pPr>
       <w:r>
@@ -779,7 +842,25 @@
           <w:szCs w:val="28"/>
           <w:lang w:val="en-US"/>
         </w:rPr>
-        <w:t>&lt;Car&gt; Cars { get; set; }</w:t>
+        <w:t xml:space="preserve">&lt;Car&gt; Cars </w:t>
+      </w:r>
+      <w:proofErr w:type="gramStart"/>
+      <w:r>
+        <w:rPr>
+          <w:sz w:val="28"/>
+          <w:szCs w:val="28"/>
+          <w:lang w:val="en-US"/>
+        </w:rPr>
+        <w:t>{ get</w:t>
+      </w:r>
+      <w:proofErr w:type="gramEnd"/>
+      <w:r>
+        <w:rPr>
+          <w:sz w:val="28"/>
+          <w:szCs w:val="28"/>
+          <w:lang w:val="en-US"/>
+        </w:rPr>
+        <w:t>; set; }</w:t>
       </w:r>
     </w:p>
     <w:p>
@@ -794,6 +875,7 @@
         <w:rPr>
           <w:sz w:val="28"/>
           <w:szCs w:val="28"/>
+          <w:lang w:val="en-US"/>
         </w:rPr>
       </w:pPr>
       <w:r>
@@ -820,7 +902,25 @@
           <w:szCs w:val="28"/>
           <w:lang w:val="en-US"/>
         </w:rPr>
-        <w:t xml:space="preserve"> { get; set; }</w:t>
+        <w:t xml:space="preserve"> </w:t>
+      </w:r>
+      <w:proofErr w:type="gramStart"/>
+      <w:r>
+        <w:rPr>
+          <w:sz w:val="28"/>
+          <w:szCs w:val="28"/>
+          <w:lang w:val="en-US"/>
+        </w:rPr>
+        <w:t>{ get</w:t>
+      </w:r>
+      <w:proofErr w:type="gramEnd"/>
+      <w:r>
+        <w:rPr>
+          <w:sz w:val="28"/>
+          <w:szCs w:val="28"/>
+          <w:lang w:val="en-US"/>
+        </w:rPr>
+        <w:t>; set; }</w:t>
       </w:r>
     </w:p>
     <w:p>
@@ -835,6 +935,7 @@
         <w:rPr>
           <w:sz w:val="28"/>
           <w:szCs w:val="28"/>
+          <w:lang w:val="en-US"/>
         </w:rPr>
       </w:pPr>
       <w:r>
@@ -879,7 +980,25 @@
           <w:szCs w:val="28"/>
           <w:lang w:val="en-US"/>
         </w:rPr>
-        <w:t xml:space="preserve"> { get; }</w:t>
+        <w:t xml:space="preserve"> </w:t>
+      </w:r>
+      <w:proofErr w:type="gramStart"/>
+      <w:r>
+        <w:rPr>
+          <w:sz w:val="28"/>
+          <w:szCs w:val="28"/>
+          <w:lang w:val="en-US"/>
+        </w:rPr>
+        <w:t>{ get</w:t>
+      </w:r>
+      <w:proofErr w:type="gramEnd"/>
+      <w:r>
+        <w:rPr>
+          <w:sz w:val="28"/>
+          <w:szCs w:val="28"/>
+          <w:lang w:val="en-US"/>
+        </w:rPr>
+        <w:t>; }</w:t>
       </w:r>
     </w:p>
     <w:p>
@@ -894,6 +1013,7 @@
         <w:rPr>
           <w:sz w:val="28"/>
           <w:szCs w:val="28"/>
+          <w:lang w:val="en-US"/>
         </w:rPr>
       </w:pPr>
       <w:r>
@@ -938,7 +1058,25 @@
           <w:szCs w:val="28"/>
           <w:lang w:val="en-US"/>
         </w:rPr>
-        <w:t xml:space="preserve"> { get; }</w:t>
+        <w:t xml:space="preserve"> </w:t>
+      </w:r>
+      <w:proofErr w:type="gramStart"/>
+      <w:r>
+        <w:rPr>
+          <w:sz w:val="28"/>
+          <w:szCs w:val="28"/>
+          <w:lang w:val="en-US"/>
+        </w:rPr>
+        <w:t>{ get</w:t>
+      </w:r>
+      <w:proofErr w:type="gramEnd"/>
+      <w:r>
+        <w:rPr>
+          <w:sz w:val="28"/>
+          <w:szCs w:val="28"/>
+          <w:lang w:val="en-US"/>
+        </w:rPr>
+        <w:t>; }</w:t>
       </w:r>
     </w:p>
     <w:p>
@@ -964,6 +1102,7 @@
         <w:t xml:space="preserve">        public </w:t>
       </w:r>
       <w:proofErr w:type="spellStart"/>
+      <w:proofErr w:type="gramStart"/>
       <w:r>
         <w:rPr>
           <w:sz w:val="28"/>
@@ -979,7 +1118,16 @@
           <w:szCs w:val="28"/>
           <w:lang w:val="en-US"/>
         </w:rPr>
-        <w:t>()</w:t>
+        <w:t>(</w:t>
+      </w:r>
+      <w:proofErr w:type="gramEnd"/>
+      <w:r>
+        <w:rPr>
+          <w:sz w:val="28"/>
+          <w:szCs w:val="28"/>
+          <w:lang w:val="en-US"/>
+        </w:rPr>
+        <w:t>)</w:t>
       </w:r>
     </w:p>
     <w:p>
@@ -1024,6 +1172,7 @@
         <w:rPr>
           <w:sz w:val="28"/>
           <w:szCs w:val="28"/>
+          <w:lang w:val="en-US"/>
         </w:rPr>
       </w:pPr>
       <w:r>
@@ -1048,6 +1197,7 @@
         <w:rPr>
           <w:sz w:val="28"/>
           <w:szCs w:val="28"/>
+          <w:lang w:val="en-US"/>
         </w:rPr>
       </w:pPr>
       <w:r>
@@ -1059,6 +1209,7 @@
         <w:t xml:space="preserve">            _context = new </w:t>
       </w:r>
       <w:proofErr w:type="spellStart"/>
+      <w:proofErr w:type="gramStart"/>
       <w:r>
         <w:rPr>
           <w:sz w:val="28"/>
@@ -1074,7 +1225,16 @@
           <w:szCs w:val="28"/>
           <w:lang w:val="en-US"/>
         </w:rPr>
-        <w:t>();</w:t>
+        <w:t>(</w:t>
+      </w:r>
+      <w:proofErr w:type="gramEnd"/>
+      <w:r>
+        <w:rPr>
+          <w:sz w:val="28"/>
+          <w:szCs w:val="28"/>
+          <w:lang w:val="en-US"/>
+        </w:rPr>
+        <w:t>);</w:t>
       </w:r>
     </w:p>
     <w:p>
@@ -1089,6 +1249,7 @@
         <w:rPr>
           <w:sz w:val="28"/>
           <w:szCs w:val="28"/>
+          <w:lang w:val="en-US"/>
         </w:rPr>
       </w:pPr>
       <w:r>
@@ -1100,6 +1261,7 @@
         <w:t>            _</w:t>
       </w:r>
       <w:proofErr w:type="spellStart"/>
+      <w:proofErr w:type="gramStart"/>
       <w:r>
         <w:rPr>
           <w:sz w:val="28"/>
@@ -1109,6 +1271,7 @@
         <w:t>context.Database.EnsureCreated</w:t>
       </w:r>
       <w:proofErr w:type="spellEnd"/>
+      <w:proofErr w:type="gramEnd"/>
       <w:r>
         <w:rPr>
           <w:sz w:val="28"/>
@@ -1130,6 +1293,7 @@
         <w:rPr>
           <w:sz w:val="28"/>
           <w:szCs w:val="28"/>
+          <w:lang w:val="en-US"/>
         </w:rPr>
       </w:pPr>
       <w:r>
@@ -1174,8 +1338,18 @@
           <w:szCs w:val="28"/>
           <w:lang w:val="en-US"/>
         </w:rPr>
-        <w:t>(_context);</w:t>
-      </w:r>
+        <w:t>(_context</w:t>
+      </w:r>
+      <w:proofErr w:type="gramStart"/>
+      <w:r>
+        <w:rPr>
+          <w:sz w:val="28"/>
+          <w:szCs w:val="28"/>
+          <w:lang w:val="en-US"/>
+        </w:rPr>
+        <w:t>);</w:t>
+      </w:r>
+      <w:proofErr w:type="gramEnd"/>
     </w:p>
     <w:p>
       <w:pPr>
@@ -1189,6 +1363,7 @@
         <w:rPr>
           <w:sz w:val="28"/>
           <w:szCs w:val="28"/>
+          <w:lang w:val="en-US"/>
         </w:rPr>
       </w:pPr>
       <w:r>
@@ -1233,8 +1408,18 @@
           <w:szCs w:val="28"/>
           <w:lang w:val="en-US"/>
         </w:rPr>
-        <w:t>(_context);</w:t>
-      </w:r>
+        <w:t>(_context</w:t>
+      </w:r>
+      <w:proofErr w:type="gramStart"/>
+      <w:r>
+        <w:rPr>
+          <w:sz w:val="28"/>
+          <w:szCs w:val="28"/>
+          <w:lang w:val="en-US"/>
+        </w:rPr>
+        <w:t>);</w:t>
+      </w:r>
+      <w:proofErr w:type="gramEnd"/>
     </w:p>
     <w:p>
       <w:pPr>
@@ -1248,6 +1433,7 @@
         <w:rPr>
           <w:sz w:val="28"/>
           <w:szCs w:val="28"/>
+          <w:lang w:val="en-US"/>
         </w:rPr>
       </w:pPr>
       <w:r>
@@ -1274,7 +1460,25 @@
           <w:szCs w:val="28"/>
           <w:lang w:val="en-US"/>
         </w:rPr>
-        <w:t>&lt;Car&gt;();</w:t>
+        <w:t>&lt;Car</w:t>
+      </w:r>
+      <w:proofErr w:type="gramStart"/>
+      <w:r>
+        <w:rPr>
+          <w:sz w:val="28"/>
+          <w:szCs w:val="28"/>
+          <w:lang w:val="en-US"/>
+        </w:rPr>
+        <w:t>&gt;(</w:t>
+      </w:r>
+      <w:proofErr w:type="gramEnd"/>
+      <w:r>
+        <w:rPr>
+          <w:sz w:val="28"/>
+          <w:szCs w:val="28"/>
+          <w:lang w:val="en-US"/>
+        </w:rPr>
+        <w:t>);</w:t>
       </w:r>
     </w:p>
     <w:p>
@@ -1289,6 +1493,7 @@
         <w:rPr>
           <w:sz w:val="28"/>
           <w:szCs w:val="28"/>
+          <w:lang w:val="en-US"/>
         </w:rPr>
       </w:pPr>
       <w:r>
@@ -1300,6 +1505,7 @@
         <w:t xml:space="preserve">            </w:t>
       </w:r>
       <w:proofErr w:type="spellStart"/>
+      <w:proofErr w:type="gramStart"/>
       <w:r>
         <w:rPr>
           <w:sz w:val="28"/>
@@ -1315,7 +1521,16 @@
           <w:szCs w:val="28"/>
           <w:lang w:val="en-US"/>
         </w:rPr>
-        <w:t>();</w:t>
+        <w:t>(</w:t>
+      </w:r>
+      <w:proofErr w:type="gramEnd"/>
+      <w:r>
+        <w:rPr>
+          <w:sz w:val="28"/>
+          <w:szCs w:val="28"/>
+          <w:lang w:val="en-US"/>
+        </w:rPr>
+        <w:t>);</w:t>
       </w:r>
     </w:p>
     <w:p>
@@ -1330,6 +1545,7 @@
         <w:rPr>
           <w:sz w:val="28"/>
           <w:szCs w:val="28"/>
+          <w:lang w:val="en-US"/>
         </w:rPr>
       </w:pPr>
       <w:r>
@@ -1359,6 +1575,7 @@
         <w:t xml:space="preserve"> = new </w:t>
       </w:r>
       <w:proofErr w:type="spellStart"/>
+      <w:proofErr w:type="gramStart"/>
       <w:r>
         <w:rPr>
           <w:sz w:val="28"/>
@@ -1374,7 +1591,16 @@
           <w:szCs w:val="28"/>
           <w:lang w:val="en-US"/>
         </w:rPr>
-        <w:t xml:space="preserve">(async _ =&gt; await </w:t>
+        <w:t>(</w:t>
+      </w:r>
+      <w:proofErr w:type="gramEnd"/>
+      <w:r>
+        <w:rPr>
+          <w:sz w:val="28"/>
+          <w:szCs w:val="28"/>
+          <w:lang w:val="en-US"/>
+        </w:rPr>
+        <w:t xml:space="preserve">async _ =&gt; await </w:t>
       </w:r>
       <w:proofErr w:type="spellStart"/>
       <w:r>
@@ -1437,6 +1663,7 @@
         <w:t xml:space="preserve"> = new </w:t>
       </w:r>
       <w:proofErr w:type="spellStart"/>
+      <w:proofErr w:type="gramStart"/>
       <w:r>
         <w:rPr>
           <w:sz w:val="28"/>
@@ -1452,7 +1679,16 @@
           <w:szCs w:val="28"/>
           <w:lang w:val="en-US"/>
         </w:rPr>
-        <w:t xml:space="preserve">(async _ =&gt; await </w:t>
+        <w:t>(</w:t>
+      </w:r>
+      <w:proofErr w:type="gramEnd"/>
+      <w:r>
+        <w:rPr>
+          <w:sz w:val="28"/>
+          <w:szCs w:val="28"/>
+          <w:lang w:val="en-US"/>
+        </w:rPr>
+        <w:t xml:space="preserve">async _ =&gt; await </w:t>
       </w:r>
       <w:proofErr w:type="spellStart"/>
       <w:r>
@@ -1520,6 +1756,7 @@
         <w:t xml:space="preserve">        private async void </w:t>
       </w:r>
       <w:proofErr w:type="spellStart"/>
+      <w:proofErr w:type="gramStart"/>
       <w:r>
         <w:rPr>
           <w:sz w:val="28"/>
@@ -1535,7 +1772,16 @@
           <w:szCs w:val="28"/>
           <w:lang w:val="en-US"/>
         </w:rPr>
-        <w:t>()</w:t>
+        <w:t>(</w:t>
+      </w:r>
+      <w:proofErr w:type="gramEnd"/>
+      <w:r>
+        <w:rPr>
+          <w:sz w:val="28"/>
+          <w:szCs w:val="28"/>
+          <w:lang w:val="en-US"/>
+        </w:rPr>
+        <w:t>)</w:t>
       </w:r>
     </w:p>
     <w:p>
@@ -1574,6 +1820,7 @@
         <w:rPr>
           <w:sz w:val="28"/>
           <w:szCs w:val="28"/>
+          <w:lang w:val="en-US"/>
         </w:rPr>
       </w:pPr>
       <w:r>
@@ -1600,8 +1847,18 @@
           <w:szCs w:val="28"/>
           <w:lang w:val="en-US"/>
         </w:rPr>
-        <w:t>();</w:t>
-      </w:r>
+        <w:t>(</w:t>
+      </w:r>
+      <w:proofErr w:type="gramStart"/>
+      <w:r>
+        <w:rPr>
+          <w:sz w:val="28"/>
+          <w:szCs w:val="28"/>
+          <w:lang w:val="en-US"/>
+        </w:rPr>
+        <w:t>);</w:t>
+      </w:r>
+      <w:proofErr w:type="gramEnd"/>
     </w:p>
     <w:p>
       <w:pPr>
@@ -1615,6 +1872,7 @@
         <w:rPr>
           <w:sz w:val="28"/>
           <w:szCs w:val="28"/>
+          <w:lang w:val="en-US"/>
         </w:rPr>
       </w:pPr>
       <w:r>
@@ -1641,8 +1899,18 @@
           <w:szCs w:val="28"/>
           <w:lang w:val="en-US"/>
         </w:rPr>
-        <w:t>();</w:t>
-      </w:r>
+        <w:t>(</w:t>
+      </w:r>
+      <w:proofErr w:type="gramStart"/>
+      <w:r>
+        <w:rPr>
+          <w:sz w:val="28"/>
+          <w:szCs w:val="28"/>
+          <w:lang w:val="en-US"/>
+        </w:rPr>
+        <w:t>);</w:t>
+      </w:r>
+      <w:proofErr w:type="gramEnd"/>
     </w:p>
     <w:p>
       <w:pPr>
@@ -1680,16 +1948,22 @@
         <w:rPr>
           <w:sz w:val="28"/>
           <w:szCs w:val="28"/>
-          <w:lang w:val="en-US"/>
-        </w:rPr>
-      </w:pPr>
-      <w:r>
-        <w:rPr>
-          <w:sz w:val="28"/>
-          <w:szCs w:val="28"/>
-          <w:lang w:val="en-US"/>
-        </w:rPr>
-        <w:t>            {</w:t>
+        </w:rPr>
+      </w:pPr>
+      <w:r>
+        <w:rPr>
+          <w:sz w:val="28"/>
+          <w:szCs w:val="28"/>
+          <w:lang w:val="en-US"/>
+        </w:rPr>
+        <w:t xml:space="preserve">            </w:t>
+      </w:r>
+      <w:r>
+        <w:rPr>
+          <w:sz w:val="28"/>
+          <w:szCs w:val="28"/>
+        </w:rPr>
+        <w:t>{</w:t>
       </w:r>
     </w:p>
     <w:p>
@@ -1704,857 +1978,172 @@
         <w:rPr>
           <w:sz w:val="28"/>
           <w:szCs w:val="28"/>
-          <w:lang w:val="en-US"/>
-        </w:rPr>
-      </w:pPr>
-      <w:r>
-        <w:rPr>
-          <w:sz w:val="28"/>
-          <w:szCs w:val="28"/>
-          <w:lang w:val="en-US"/>
-        </w:rPr>
-        <w:t xml:space="preserve">                </w:t>
-      </w:r>
-      <w:proofErr w:type="spellStart"/>
-      <w:r>
-        <w:rPr>
-          <w:sz w:val="28"/>
-          <w:szCs w:val="28"/>
-          <w:lang w:val="en-US"/>
-        </w:rPr>
-        <w:t>Cars.Add</w:t>
-      </w:r>
-      <w:proofErr w:type="spellEnd"/>
-      <w:r>
-        <w:rPr>
-          <w:sz w:val="28"/>
-          <w:szCs w:val="28"/>
-          <w:lang w:val="en-US"/>
-        </w:rPr>
-        <w:t>(car);</w:t>
-      </w:r>
-    </w:p>
-    <w:p>
-      <w:pPr>
-        <w:widowControl w:val="0"/>
-        <w:autoSpaceDE w:val="0"/>
-        <w:autoSpaceDN w:val="0"/>
-        <w:adjustRightInd w:val="0"/>
-        <w:spacing w:after="240"/>
-        <w:ind w:firstLine="709"/>
-        <w:jc w:val="both"/>
-        <w:rPr>
-          <w:sz w:val="28"/>
-          <w:szCs w:val="28"/>
-          <w:lang w:val="en-US"/>
-        </w:rPr>
-      </w:pPr>
-      <w:r>
-        <w:rPr>
-          <w:sz w:val="28"/>
-          <w:szCs w:val="28"/>
-          <w:lang w:val="en-US"/>
-        </w:rPr>
-        <w:t>            }</w:t>
-      </w:r>
-    </w:p>
-    <w:p>
-      <w:pPr>
-        <w:widowControl w:val="0"/>
-        <w:autoSpaceDE w:val="0"/>
-        <w:autoSpaceDN w:val="0"/>
-        <w:adjustRightInd w:val="0"/>
-        <w:spacing w:after="240"/>
-        <w:ind w:firstLine="709"/>
-        <w:jc w:val="both"/>
-        <w:rPr>
-          <w:sz w:val="28"/>
-          <w:szCs w:val="28"/>
-        </w:rPr>
-      </w:pPr>
-      <w:r>
-        <w:rPr>
-          <w:sz w:val="28"/>
-          <w:szCs w:val="28"/>
-          <w:lang w:val="en-US"/>
-        </w:rPr>
-        <w:t>        }</w:t>
-      </w:r>
-    </w:p>
-    <w:p>
-      <w:pPr>
-        <w:widowControl w:val="0"/>
-        <w:autoSpaceDE w:val="0"/>
-        <w:autoSpaceDN w:val="0"/>
-        <w:adjustRightInd w:val="0"/>
-        <w:spacing w:after="240"/>
-        <w:ind w:firstLine="709"/>
-        <w:jc w:val="both"/>
-        <w:rPr>
-          <w:sz w:val="28"/>
-          <w:szCs w:val="28"/>
-          <w:lang w:val="en-US"/>
-        </w:rPr>
-      </w:pPr>
-      <w:r>
-        <w:rPr>
-          <w:sz w:val="28"/>
-          <w:szCs w:val="28"/>
-          <w:lang w:val="en-US"/>
-        </w:rPr>
-        <w:t xml:space="preserve">        private async Task </w:t>
-      </w:r>
-      <w:proofErr w:type="spellStart"/>
-      <w:r>
-        <w:rPr>
-          <w:sz w:val="28"/>
-          <w:szCs w:val="28"/>
-          <w:lang w:val="en-US"/>
-        </w:rPr>
-        <w:t>RentCar</w:t>
-      </w:r>
-      <w:proofErr w:type="spellEnd"/>
-      <w:r>
-        <w:rPr>
-          <w:sz w:val="28"/>
-          <w:szCs w:val="28"/>
-          <w:lang w:val="en-US"/>
-        </w:rPr>
-        <w:t>()</w:t>
-      </w:r>
-    </w:p>
-    <w:p>
-      <w:pPr>
-        <w:widowControl w:val="0"/>
-        <w:autoSpaceDE w:val="0"/>
-        <w:autoSpaceDN w:val="0"/>
-        <w:adjustRightInd w:val="0"/>
-        <w:spacing w:after="240"/>
-        <w:ind w:firstLine="709"/>
-        <w:jc w:val="both"/>
-        <w:rPr>
-          <w:sz w:val="28"/>
-          <w:szCs w:val="28"/>
-          <w:lang w:val="en-US"/>
-        </w:rPr>
-      </w:pPr>
-      <w:r>
-        <w:rPr>
-          <w:sz w:val="28"/>
-          <w:szCs w:val="28"/>
-          <w:lang w:val="en-US"/>
-        </w:rPr>
-        <w:t>        {</w:t>
-      </w:r>
-    </w:p>
-    <w:p>
-      <w:pPr>
-        <w:widowControl w:val="0"/>
-        <w:autoSpaceDE w:val="0"/>
-        <w:autoSpaceDN w:val="0"/>
-        <w:adjustRightInd w:val="0"/>
-        <w:spacing w:after="240"/>
-        <w:ind w:firstLine="709"/>
-        <w:jc w:val="both"/>
-        <w:rPr>
-          <w:sz w:val="28"/>
-          <w:szCs w:val="28"/>
-          <w:lang w:val="en-US"/>
-        </w:rPr>
-      </w:pPr>
-      <w:r>
-        <w:rPr>
-          <w:sz w:val="28"/>
-          <w:szCs w:val="28"/>
-          <w:lang w:val="en-US"/>
-        </w:rPr>
-        <w:t>            if (</w:t>
-      </w:r>
-      <w:proofErr w:type="spellStart"/>
-      <w:r>
-        <w:rPr>
-          <w:sz w:val="28"/>
-          <w:szCs w:val="28"/>
-          <w:lang w:val="en-US"/>
-        </w:rPr>
-        <w:t>SelectedCar</w:t>
-      </w:r>
-      <w:proofErr w:type="spellEnd"/>
-      <w:r>
-        <w:rPr>
-          <w:sz w:val="28"/>
-          <w:szCs w:val="28"/>
-          <w:lang w:val="en-US"/>
-        </w:rPr>
-        <w:t xml:space="preserve"> == null)</w:t>
-      </w:r>
-    </w:p>
-    <w:p>
-      <w:pPr>
-        <w:widowControl w:val="0"/>
-        <w:autoSpaceDE w:val="0"/>
-        <w:autoSpaceDN w:val="0"/>
-        <w:adjustRightInd w:val="0"/>
-        <w:spacing w:after="240"/>
-        <w:ind w:firstLine="709"/>
-        <w:jc w:val="both"/>
-        <w:rPr>
-          <w:sz w:val="28"/>
-          <w:szCs w:val="28"/>
-        </w:rPr>
-      </w:pPr>
-      <w:r>
-        <w:rPr>
-          <w:sz w:val="28"/>
-          <w:szCs w:val="28"/>
-          <w:lang w:val="en-US"/>
-        </w:rPr>
-        <w:t>                return;</w:t>
-      </w:r>
-    </w:p>
-    <w:p>
-      <w:pPr>
-        <w:widowControl w:val="0"/>
-        <w:autoSpaceDE w:val="0"/>
-        <w:autoSpaceDN w:val="0"/>
-        <w:adjustRightInd w:val="0"/>
-        <w:spacing w:after="240"/>
-        <w:ind w:firstLine="709"/>
-        <w:jc w:val="both"/>
-        <w:rPr>
-          <w:sz w:val="28"/>
-          <w:szCs w:val="28"/>
-          <w:lang w:val="en-US"/>
-        </w:rPr>
-      </w:pPr>
-      <w:r>
-        <w:rPr>
-          <w:sz w:val="28"/>
-          <w:szCs w:val="28"/>
-          <w:lang w:val="en-US"/>
-        </w:rPr>
-        <w:t xml:space="preserve">            </w:t>
-      </w:r>
-      <w:proofErr w:type="spellStart"/>
-      <w:r>
-        <w:rPr>
-          <w:sz w:val="28"/>
-          <w:szCs w:val="28"/>
-          <w:lang w:val="en-US"/>
-        </w:rPr>
-        <w:t>SelectedCar.IsRented</w:t>
-      </w:r>
-      <w:proofErr w:type="spellEnd"/>
-      <w:r>
-        <w:rPr>
-          <w:sz w:val="28"/>
-          <w:szCs w:val="28"/>
-          <w:lang w:val="en-US"/>
-        </w:rPr>
-        <w:t xml:space="preserve"> = true;</w:t>
-      </w:r>
-    </w:p>
-    <w:p>
-      <w:pPr>
-        <w:widowControl w:val="0"/>
-        <w:autoSpaceDE w:val="0"/>
-        <w:autoSpaceDN w:val="0"/>
-        <w:adjustRightInd w:val="0"/>
-        <w:spacing w:after="240"/>
-        <w:ind w:firstLine="709"/>
-        <w:jc w:val="both"/>
-        <w:rPr>
-          <w:sz w:val="28"/>
-          <w:szCs w:val="28"/>
-          <w:lang w:val="en-US"/>
-        </w:rPr>
-      </w:pPr>
-    </w:p>
-    <w:p>
-      <w:pPr>
-        <w:widowControl w:val="0"/>
-        <w:autoSpaceDE w:val="0"/>
-        <w:autoSpaceDN w:val="0"/>
-        <w:adjustRightInd w:val="0"/>
-        <w:spacing w:after="240"/>
-        <w:ind w:firstLine="709"/>
-        <w:jc w:val="both"/>
-        <w:rPr>
-          <w:sz w:val="28"/>
-          <w:szCs w:val="28"/>
-          <w:lang w:val="en-US"/>
-        </w:rPr>
-      </w:pPr>
-      <w:r>
-        <w:rPr>
-          <w:sz w:val="28"/>
-          <w:szCs w:val="28"/>
-          <w:lang w:val="en-US"/>
-        </w:rPr>
-        <w:lastRenderedPageBreak/>
-        <w:t xml:space="preserve">            Rental </w:t>
-      </w:r>
-      <w:proofErr w:type="spellStart"/>
-      <w:r>
-        <w:rPr>
-          <w:sz w:val="28"/>
-          <w:szCs w:val="28"/>
-          <w:lang w:val="en-US"/>
-        </w:rPr>
-        <w:t>rental</w:t>
-      </w:r>
-      <w:proofErr w:type="spellEnd"/>
-      <w:r>
-        <w:rPr>
-          <w:sz w:val="28"/>
-          <w:szCs w:val="28"/>
-          <w:lang w:val="en-US"/>
-        </w:rPr>
-        <w:t xml:space="preserve"> = new Rental()</w:t>
-      </w:r>
-    </w:p>
-    <w:p>
-      <w:pPr>
-        <w:widowControl w:val="0"/>
-        <w:autoSpaceDE w:val="0"/>
-        <w:autoSpaceDN w:val="0"/>
-        <w:adjustRightInd w:val="0"/>
-        <w:spacing w:after="240"/>
-        <w:ind w:firstLine="709"/>
-        <w:jc w:val="both"/>
-        <w:rPr>
-          <w:sz w:val="28"/>
-          <w:szCs w:val="28"/>
-          <w:lang w:val="en-US"/>
-        </w:rPr>
-      </w:pPr>
-      <w:r>
-        <w:rPr>
-          <w:sz w:val="28"/>
-          <w:szCs w:val="28"/>
-          <w:lang w:val="en-US"/>
-        </w:rPr>
-        <w:t>            {</w:t>
-      </w:r>
-    </w:p>
-    <w:p>
-      <w:pPr>
-        <w:widowControl w:val="0"/>
-        <w:autoSpaceDE w:val="0"/>
-        <w:autoSpaceDN w:val="0"/>
-        <w:adjustRightInd w:val="0"/>
-        <w:spacing w:after="240"/>
-        <w:ind w:firstLine="709"/>
-        <w:jc w:val="both"/>
-        <w:rPr>
-          <w:sz w:val="28"/>
-          <w:szCs w:val="28"/>
-          <w:lang w:val="en-US"/>
-        </w:rPr>
-      </w:pPr>
-      <w:r>
-        <w:rPr>
-          <w:sz w:val="28"/>
-          <w:szCs w:val="28"/>
-          <w:lang w:val="en-US"/>
-        </w:rPr>
-        <w:t xml:space="preserve">                </w:t>
-      </w:r>
-      <w:proofErr w:type="spellStart"/>
-      <w:r>
-        <w:rPr>
-          <w:sz w:val="28"/>
-          <w:szCs w:val="28"/>
-          <w:lang w:val="en-US"/>
-        </w:rPr>
-        <w:t>CarId</w:t>
-      </w:r>
-      <w:proofErr w:type="spellEnd"/>
-      <w:r>
-        <w:rPr>
-          <w:sz w:val="28"/>
-          <w:szCs w:val="28"/>
-          <w:lang w:val="en-US"/>
-        </w:rPr>
-        <w:t xml:space="preserve"> = </w:t>
-      </w:r>
-      <w:proofErr w:type="spellStart"/>
-      <w:r>
-        <w:rPr>
-          <w:sz w:val="28"/>
-          <w:szCs w:val="28"/>
-          <w:lang w:val="en-US"/>
-        </w:rPr>
-        <w:t>SelectedCar.Id</w:t>
-      </w:r>
-      <w:proofErr w:type="spellEnd"/>
-      <w:r>
-        <w:rPr>
-          <w:sz w:val="28"/>
-          <w:szCs w:val="28"/>
-          <w:lang w:val="en-US"/>
-        </w:rPr>
-        <w:t>,</w:t>
-      </w:r>
-    </w:p>
-    <w:p>
-      <w:pPr>
-        <w:widowControl w:val="0"/>
-        <w:autoSpaceDE w:val="0"/>
-        <w:autoSpaceDN w:val="0"/>
-        <w:adjustRightInd w:val="0"/>
-        <w:spacing w:after="240"/>
-        <w:ind w:firstLine="709"/>
-        <w:jc w:val="both"/>
-        <w:rPr>
-          <w:sz w:val="28"/>
-          <w:szCs w:val="28"/>
-        </w:rPr>
-      </w:pPr>
-      <w:r>
-        <w:rPr>
-          <w:sz w:val="28"/>
-          <w:szCs w:val="28"/>
-          <w:lang w:val="en-US"/>
-        </w:rPr>
-        <w:t xml:space="preserve">                </w:t>
-      </w:r>
-      <w:proofErr w:type="spellStart"/>
-      <w:r>
-        <w:rPr>
-          <w:sz w:val="28"/>
-          <w:szCs w:val="28"/>
-        </w:rPr>
-        <w:t>ClientName</w:t>
-      </w:r>
-      <w:proofErr w:type="spellEnd"/>
-      <w:r>
-        <w:rPr>
-          <w:sz w:val="28"/>
-          <w:szCs w:val="28"/>
-        </w:rPr>
-        <w:t xml:space="preserve"> = "Клиент",</w:t>
-      </w:r>
-    </w:p>
-    <w:p>
-      <w:pPr>
-        <w:widowControl w:val="0"/>
-        <w:autoSpaceDE w:val="0"/>
-        <w:autoSpaceDN w:val="0"/>
-        <w:adjustRightInd w:val="0"/>
-        <w:spacing w:after="240"/>
-        <w:ind w:firstLine="709"/>
-        <w:jc w:val="both"/>
-        <w:rPr>
-          <w:sz w:val="28"/>
-          <w:szCs w:val="28"/>
-        </w:rPr>
-      </w:pPr>
-      <w:r>
-        <w:rPr>
-          <w:sz w:val="28"/>
-          <w:szCs w:val="28"/>
-        </w:rPr>
-        <w:t xml:space="preserve">                </w:t>
-      </w:r>
-      <w:proofErr w:type="spellStart"/>
-      <w:r>
-        <w:rPr>
-          <w:sz w:val="28"/>
-          <w:szCs w:val="28"/>
-        </w:rPr>
-        <w:t>RentDate</w:t>
-      </w:r>
-      <w:proofErr w:type="spellEnd"/>
-      <w:r>
-        <w:rPr>
-          <w:sz w:val="28"/>
-          <w:szCs w:val="28"/>
-        </w:rPr>
-        <w:t xml:space="preserve"> = </w:t>
-      </w:r>
-      <w:proofErr w:type="spellStart"/>
-      <w:r>
-        <w:rPr>
-          <w:sz w:val="28"/>
-          <w:szCs w:val="28"/>
-        </w:rPr>
-        <w:t>DateTime.Now</w:t>
-      </w:r>
-      <w:proofErr w:type="spellEnd"/>
-    </w:p>
-    <w:p>
-      <w:pPr>
-        <w:widowControl w:val="0"/>
-        <w:autoSpaceDE w:val="0"/>
-        <w:autoSpaceDN w:val="0"/>
-        <w:adjustRightInd w:val="0"/>
-        <w:spacing w:after="240"/>
-        <w:ind w:firstLine="709"/>
-        <w:jc w:val="both"/>
-        <w:rPr>
-          <w:sz w:val="28"/>
-          <w:szCs w:val="28"/>
-        </w:rPr>
-      </w:pPr>
-      <w:r>
-        <w:rPr>
-          <w:sz w:val="28"/>
-          <w:szCs w:val="28"/>
-        </w:rPr>
-        <w:t xml:space="preserve">            </w:t>
-      </w:r>
-      <w:r>
-        <w:rPr>
-          <w:sz w:val="28"/>
-          <w:szCs w:val="28"/>
-          <w:lang w:val="en-US"/>
-        </w:rPr>
-        <w:t>};</w:t>
-      </w:r>
-    </w:p>
-    <w:p>
-      <w:pPr>
-        <w:widowControl w:val="0"/>
-        <w:autoSpaceDE w:val="0"/>
-        <w:autoSpaceDN w:val="0"/>
-        <w:adjustRightInd w:val="0"/>
-        <w:spacing w:after="240"/>
-        <w:ind w:firstLine="709"/>
-        <w:jc w:val="both"/>
-        <w:rPr>
-          <w:sz w:val="28"/>
-          <w:szCs w:val="28"/>
-        </w:rPr>
-      </w:pPr>
-      <w:r>
-        <w:rPr>
-          <w:sz w:val="28"/>
-          <w:szCs w:val="28"/>
-          <w:lang w:val="en-US"/>
-        </w:rPr>
-        <w:t>            await _</w:t>
-      </w:r>
-      <w:proofErr w:type="spellStart"/>
-      <w:r>
-        <w:rPr>
-          <w:sz w:val="28"/>
-          <w:szCs w:val="28"/>
-          <w:lang w:val="en-US"/>
-        </w:rPr>
-        <w:t>rentalRepository.AddRentalAsync</w:t>
-      </w:r>
-      <w:proofErr w:type="spellEnd"/>
-      <w:r>
-        <w:rPr>
-          <w:sz w:val="28"/>
-          <w:szCs w:val="28"/>
-          <w:lang w:val="en-US"/>
-        </w:rPr>
-        <w:t>(rental);</w:t>
-      </w:r>
-    </w:p>
-    <w:p>
-      <w:pPr>
-        <w:widowControl w:val="0"/>
-        <w:autoSpaceDE w:val="0"/>
-        <w:autoSpaceDN w:val="0"/>
-        <w:adjustRightInd w:val="0"/>
-        <w:spacing w:after="240"/>
-        <w:ind w:firstLine="709"/>
-        <w:jc w:val="both"/>
-        <w:rPr>
-          <w:sz w:val="28"/>
-          <w:szCs w:val="28"/>
-          <w:lang w:val="en-US"/>
-        </w:rPr>
-      </w:pPr>
-      <w:r>
-        <w:rPr>
-          <w:sz w:val="28"/>
-          <w:szCs w:val="28"/>
-          <w:lang w:val="en-US"/>
-        </w:rPr>
-        <w:t>            await _</w:t>
-      </w:r>
-      <w:proofErr w:type="spellStart"/>
-      <w:r>
-        <w:rPr>
-          <w:sz w:val="28"/>
-          <w:szCs w:val="28"/>
-          <w:lang w:val="en-US"/>
-        </w:rPr>
-        <w:t>context.SaveChangesAsync</w:t>
-      </w:r>
-      <w:proofErr w:type="spellEnd"/>
-      <w:r>
-        <w:rPr>
-          <w:sz w:val="28"/>
-          <w:szCs w:val="28"/>
-          <w:lang w:val="en-US"/>
-        </w:rPr>
-        <w:t>();</w:t>
-      </w:r>
-    </w:p>
-    <w:p>
-      <w:pPr>
-        <w:widowControl w:val="0"/>
-        <w:autoSpaceDE w:val="0"/>
-        <w:autoSpaceDN w:val="0"/>
-        <w:adjustRightInd w:val="0"/>
-        <w:spacing w:after="240"/>
-        <w:ind w:firstLine="709"/>
-        <w:jc w:val="both"/>
-        <w:rPr>
-          <w:sz w:val="28"/>
-          <w:szCs w:val="28"/>
-        </w:rPr>
-      </w:pPr>
-      <w:r>
-        <w:rPr>
-          <w:sz w:val="28"/>
-          <w:szCs w:val="28"/>
-          <w:lang w:val="en-US"/>
-        </w:rPr>
-        <w:t>        }</w:t>
-      </w:r>
-    </w:p>
-    <w:p>
-      <w:pPr>
-        <w:widowControl w:val="0"/>
-        <w:autoSpaceDE w:val="0"/>
-        <w:autoSpaceDN w:val="0"/>
-        <w:adjustRightInd w:val="0"/>
-        <w:spacing w:after="240"/>
-        <w:ind w:firstLine="709"/>
-        <w:jc w:val="both"/>
-        <w:rPr>
-          <w:sz w:val="28"/>
-          <w:szCs w:val="28"/>
-          <w:lang w:val="en-US"/>
-        </w:rPr>
-      </w:pPr>
-      <w:r>
-        <w:rPr>
-          <w:sz w:val="28"/>
-          <w:szCs w:val="28"/>
-          <w:lang w:val="en-US"/>
-        </w:rPr>
-        <w:t xml:space="preserve">        private async Task </w:t>
-      </w:r>
-      <w:proofErr w:type="spellStart"/>
-      <w:r>
-        <w:rPr>
-          <w:sz w:val="28"/>
-          <w:szCs w:val="28"/>
-          <w:lang w:val="en-US"/>
-        </w:rPr>
-        <w:t>ReturnCar</w:t>
-      </w:r>
-      <w:proofErr w:type="spellEnd"/>
-      <w:r>
-        <w:rPr>
-          <w:sz w:val="28"/>
-          <w:szCs w:val="28"/>
-          <w:lang w:val="en-US"/>
-        </w:rPr>
-        <w:t>()</w:t>
-      </w:r>
-    </w:p>
-    <w:p>
-      <w:pPr>
-        <w:widowControl w:val="0"/>
-        <w:autoSpaceDE w:val="0"/>
-        <w:autoSpaceDN w:val="0"/>
-        <w:adjustRightInd w:val="0"/>
-        <w:spacing w:after="240"/>
-        <w:ind w:firstLine="709"/>
-        <w:jc w:val="both"/>
-        <w:rPr>
-          <w:sz w:val="28"/>
-          <w:szCs w:val="28"/>
-          <w:lang w:val="en-US"/>
-        </w:rPr>
-      </w:pPr>
-      <w:r>
-        <w:rPr>
-          <w:sz w:val="28"/>
-          <w:szCs w:val="28"/>
-          <w:lang w:val="en-US"/>
-        </w:rPr>
-        <w:t>        {</w:t>
-      </w:r>
-    </w:p>
-    <w:p>
-      <w:pPr>
-        <w:widowControl w:val="0"/>
-        <w:autoSpaceDE w:val="0"/>
-        <w:autoSpaceDN w:val="0"/>
-        <w:adjustRightInd w:val="0"/>
-        <w:spacing w:after="240"/>
-        <w:ind w:firstLine="709"/>
-        <w:jc w:val="both"/>
-        <w:rPr>
-          <w:sz w:val="28"/>
-          <w:szCs w:val="28"/>
-          <w:lang w:val="en-US"/>
-        </w:rPr>
-      </w:pPr>
-      <w:r>
-        <w:rPr>
-          <w:sz w:val="28"/>
-          <w:szCs w:val="28"/>
-          <w:lang w:val="en-US"/>
-        </w:rPr>
-        <w:t>            if (</w:t>
-      </w:r>
-      <w:proofErr w:type="spellStart"/>
-      <w:r>
-        <w:rPr>
-          <w:sz w:val="28"/>
-          <w:szCs w:val="28"/>
-          <w:lang w:val="en-US"/>
-        </w:rPr>
-        <w:t>SelectedCar</w:t>
-      </w:r>
-      <w:proofErr w:type="spellEnd"/>
-      <w:r>
-        <w:rPr>
-          <w:sz w:val="28"/>
-          <w:szCs w:val="28"/>
-          <w:lang w:val="en-US"/>
-        </w:rPr>
-        <w:t xml:space="preserve"> == null)</w:t>
-      </w:r>
-    </w:p>
-    <w:p>
-      <w:pPr>
-        <w:widowControl w:val="0"/>
-        <w:autoSpaceDE w:val="0"/>
-        <w:autoSpaceDN w:val="0"/>
-        <w:adjustRightInd w:val="0"/>
-        <w:spacing w:after="240"/>
-        <w:ind w:firstLine="709"/>
-        <w:jc w:val="both"/>
-        <w:rPr>
-          <w:sz w:val="28"/>
-          <w:szCs w:val="28"/>
-        </w:rPr>
-      </w:pPr>
-      <w:r>
-        <w:rPr>
-          <w:sz w:val="28"/>
-          <w:szCs w:val="28"/>
-          <w:lang w:val="en-US"/>
-        </w:rPr>
-        <w:t>                return;</w:t>
-      </w:r>
-    </w:p>
-    <w:p>
-      <w:pPr>
-        <w:widowControl w:val="0"/>
-        <w:autoSpaceDE w:val="0"/>
-        <w:autoSpaceDN w:val="0"/>
-        <w:adjustRightInd w:val="0"/>
-        <w:spacing w:after="240"/>
-        <w:ind w:firstLine="709"/>
-        <w:jc w:val="both"/>
-        <w:rPr>
-          <w:sz w:val="28"/>
-          <w:szCs w:val="28"/>
-          <w:lang w:val="en-US"/>
-        </w:rPr>
-      </w:pPr>
-      <w:r>
-        <w:rPr>
-          <w:sz w:val="28"/>
-          <w:szCs w:val="28"/>
-          <w:lang w:val="en-US"/>
-        </w:rPr>
-        <w:t xml:space="preserve">            </w:t>
-      </w:r>
-      <w:proofErr w:type="spellStart"/>
-      <w:r>
-        <w:rPr>
-          <w:sz w:val="28"/>
-          <w:szCs w:val="28"/>
-          <w:lang w:val="en-US"/>
-        </w:rPr>
-        <w:t>SelectedCar.IsRented</w:t>
-      </w:r>
-      <w:proofErr w:type="spellEnd"/>
-      <w:r>
-        <w:rPr>
-          <w:sz w:val="28"/>
-          <w:szCs w:val="28"/>
-          <w:lang w:val="en-US"/>
-        </w:rPr>
-        <w:t xml:space="preserve"> = false;</w:t>
-      </w:r>
-    </w:p>
-    <w:p>
-      <w:pPr>
-        <w:widowControl w:val="0"/>
-        <w:autoSpaceDE w:val="0"/>
-        <w:autoSpaceDN w:val="0"/>
-        <w:adjustRightInd w:val="0"/>
-        <w:spacing w:after="240"/>
-        <w:ind w:firstLine="709"/>
-        <w:jc w:val="both"/>
-        <w:rPr>
-          <w:sz w:val="28"/>
-          <w:szCs w:val="28"/>
-          <w:lang w:val="en-US"/>
-        </w:rPr>
-      </w:pPr>
-      <w:r>
-        <w:rPr>
-          <w:sz w:val="28"/>
-          <w:szCs w:val="28"/>
-          <w:lang w:val="en-US"/>
-        </w:rPr>
-        <w:t>            await _</w:t>
-      </w:r>
-      <w:proofErr w:type="spellStart"/>
-      <w:r>
-        <w:rPr>
-          <w:sz w:val="28"/>
-          <w:szCs w:val="28"/>
-          <w:lang w:val="en-US"/>
-        </w:rPr>
-        <w:t>context.SaveChangesAsync</w:t>
-      </w:r>
-      <w:proofErr w:type="spellEnd"/>
-      <w:r>
-        <w:rPr>
-          <w:sz w:val="28"/>
-          <w:szCs w:val="28"/>
-          <w:lang w:val="en-US"/>
-        </w:rPr>
-        <w:t>();</w:t>
-      </w:r>
-    </w:p>
-    <w:p>
-      <w:pPr>
-        <w:widowControl w:val="0"/>
-        <w:autoSpaceDE w:val="0"/>
-        <w:autoSpaceDN w:val="0"/>
-        <w:adjustRightInd w:val="0"/>
-        <w:spacing w:after="240"/>
-        <w:ind w:firstLine="709"/>
-        <w:jc w:val="both"/>
-        <w:rPr>
-          <w:sz w:val="28"/>
-          <w:szCs w:val="28"/>
-        </w:rPr>
-      </w:pPr>
-      <w:r>
-        <w:rPr>
-          <w:sz w:val="28"/>
-          <w:szCs w:val="28"/>
-          <w:lang w:val="en-US"/>
-        </w:rPr>
-        <w:t xml:space="preserve">        </w:t>
+        </w:rPr>
+      </w:pPr>
+      <w:r>
+        <w:rPr>
+          <w:sz w:val="28"/>
+          <w:szCs w:val="28"/>
+          <w:lang w:val="en-US"/>
+        </w:rPr>
+        <w:t> </w:t>
+      </w:r>
+      <w:r>
+        <w:rPr>
+          <w:sz w:val="28"/>
+          <w:szCs w:val="28"/>
+        </w:rPr>
+        <w:t xml:space="preserve"> </w:t>
+      </w:r>
+      <w:r>
+        <w:rPr>
+          <w:sz w:val="28"/>
+          <w:szCs w:val="28"/>
+          <w:lang w:val="en-US"/>
+        </w:rPr>
+        <w:t> </w:t>
+      </w:r>
+      <w:r>
+        <w:rPr>
+          <w:sz w:val="28"/>
+          <w:szCs w:val="28"/>
+        </w:rPr>
+        <w:t xml:space="preserve"> </w:t>
+      </w:r>
+      <w:r>
+        <w:rPr>
+          <w:sz w:val="28"/>
+          <w:szCs w:val="28"/>
+          <w:lang w:val="en-US"/>
+        </w:rPr>
+        <w:t> </w:t>
+      </w:r>
+      <w:r>
+        <w:rPr>
+          <w:sz w:val="28"/>
+          <w:szCs w:val="28"/>
+        </w:rPr>
+        <w:t xml:space="preserve"> </w:t>
+      </w:r>
+      <w:r>
+        <w:rPr>
+          <w:sz w:val="28"/>
+          <w:szCs w:val="28"/>
+          <w:lang w:val="en-US"/>
+        </w:rPr>
+        <w:t> </w:t>
+      </w:r>
+      <w:r>
+        <w:rPr>
+          <w:sz w:val="28"/>
+          <w:szCs w:val="28"/>
+        </w:rPr>
+        <w:t xml:space="preserve"> </w:t>
+      </w:r>
+      <w:r>
+        <w:rPr>
+          <w:sz w:val="28"/>
+          <w:szCs w:val="28"/>
+          <w:lang w:val="en-US"/>
+        </w:rPr>
+        <w:t> </w:t>
+      </w:r>
+      <w:r>
+        <w:rPr>
+          <w:sz w:val="28"/>
+          <w:szCs w:val="28"/>
+        </w:rPr>
+        <w:t xml:space="preserve"> </w:t>
+      </w:r>
+      <w:r>
+        <w:rPr>
+          <w:sz w:val="28"/>
+          <w:szCs w:val="28"/>
+          <w:lang w:val="en-US"/>
+        </w:rPr>
+        <w:t> </w:t>
+      </w:r>
+      <w:r>
+        <w:rPr>
+          <w:sz w:val="28"/>
+          <w:szCs w:val="28"/>
+        </w:rPr>
+        <w:t xml:space="preserve"> </w:t>
+      </w:r>
+      <w:r>
+        <w:rPr>
+          <w:sz w:val="28"/>
+          <w:szCs w:val="28"/>
+          <w:lang w:val="en-US"/>
+        </w:rPr>
+        <w:t> </w:t>
+      </w:r>
+      <w:r>
+        <w:rPr>
+          <w:sz w:val="28"/>
+          <w:szCs w:val="28"/>
+        </w:rPr>
+        <w:t xml:space="preserve"> </w:t>
+      </w:r>
+      <w:r>
+        <w:rPr>
+          <w:sz w:val="28"/>
+          <w:szCs w:val="28"/>
+          <w:lang w:val="en-US"/>
+        </w:rPr>
+        <w:t> </w:t>
+      </w:r>
+      <w:r>
+        <w:rPr>
+          <w:sz w:val="28"/>
+          <w:szCs w:val="28"/>
+        </w:rPr>
+        <w:t xml:space="preserve"> </w:t>
+      </w:r>
+      <w:r>
+        <w:rPr>
+          <w:sz w:val="28"/>
+          <w:szCs w:val="28"/>
+          <w:lang w:val="en-US"/>
+        </w:rPr>
+        <w:t>Cars</w:t>
+      </w:r>
+      <w:r>
+        <w:rPr>
+          <w:sz w:val="28"/>
+          <w:szCs w:val="28"/>
+        </w:rPr>
+        <w:t>.</w:t>
+      </w:r>
+      <w:r>
+        <w:rPr>
+          <w:sz w:val="28"/>
+          <w:szCs w:val="28"/>
+          <w:lang w:val="en-US"/>
+        </w:rPr>
+        <w:t>Add</w:t>
+      </w:r>
+      <w:r>
+        <w:rPr>
+          <w:sz w:val="28"/>
+          <w:szCs w:val="28"/>
+        </w:rPr>
+        <w:t>(</w:t>
+      </w:r>
+      <w:r>
+        <w:rPr>
+          <w:sz w:val="28"/>
+          <w:szCs w:val="28"/>
+          <w:lang w:val="en-US"/>
+        </w:rPr>
+        <w:t>car</w:t>
+      </w:r>
+      <w:r>
+        <w:rPr>
+          <w:sz w:val="28"/>
+          <w:szCs w:val="28"/>
+        </w:rPr>
+        <w:t>);</w:t>
       </w:r>
       <w:r>
         <w:rPr>
@@ -2563,65 +2152,6 @@
         </w:rPr>
         <w:t>}</w:t>
       </w:r>
-    </w:p>
-    <w:p>
-      <w:pPr>
-        <w:widowControl w:val="0"/>
-        <w:autoSpaceDE w:val="0"/>
-        <w:autoSpaceDN w:val="0"/>
-        <w:adjustRightInd w:val="0"/>
-        <w:spacing w:after="240"/>
-        <w:ind w:firstLine="709"/>
-        <w:jc w:val="both"/>
-        <w:rPr>
-          <w:sz w:val="28"/>
-          <w:szCs w:val="28"/>
-        </w:rPr>
-      </w:pPr>
-      <w:r>
-        <w:rPr>
-          <w:sz w:val="28"/>
-          <w:szCs w:val="28"/>
-        </w:rPr>
-        <w:t>    }</w:t>
-      </w:r>
-    </w:p>
-    <w:p>
-      <w:pPr>
-        <w:widowControl w:val="0"/>
-        <w:autoSpaceDE w:val="0"/>
-        <w:autoSpaceDN w:val="0"/>
-        <w:adjustRightInd w:val="0"/>
-        <w:spacing w:after="240"/>
-        <w:ind w:firstLine="709"/>
-        <w:jc w:val="both"/>
-        <w:rPr>
-          <w:sz w:val="28"/>
-          <w:szCs w:val="28"/>
-        </w:rPr>
-      </w:pPr>
-      <w:r>
-        <w:rPr>
-          <w:sz w:val="28"/>
-          <w:szCs w:val="28"/>
-        </w:rPr>
-        <w:t>}</w:t>
-      </w:r>
-    </w:p>
-    <w:p>
-      <w:pPr>
-        <w:widowControl w:val="0"/>
-        <w:autoSpaceDE w:val="0"/>
-        <w:autoSpaceDN w:val="0"/>
-        <w:adjustRightInd w:val="0"/>
-        <w:ind w:firstLine="709"/>
-        <w:jc w:val="both"/>
-        <w:rPr>
-          <w:noProof/>
-          <w:sz w:val="28"/>
-          <w:szCs w:val="28"/>
-        </w:rPr>
-      </w:pPr>
     </w:p>
     <w:p>
       <w:pPr>
@@ -2763,11 +2293,12 @@
       </w:r>
     </w:p>
     <w:sectPr>
-      <w:headerReference w:type="default" r:id="rId9"/>
-      <w:footerReference w:type="even" r:id="rId10"/>
-      <w:footerReference w:type="default" r:id="rId11"/>
-      <w:headerReference w:type="first" r:id="rId12"/>
-      <w:footerReference w:type="first" r:id="rId13"/>
+      <w:headerReference w:type="even" r:id="rId9"/>
+      <w:headerReference w:type="default" r:id="rId10"/>
+      <w:footerReference w:type="even" r:id="rId11"/>
+      <w:footerReference w:type="default" r:id="rId12"/>
+      <w:headerReference w:type="first" r:id="rId13"/>
+      <w:footerReference w:type="first" r:id="rId14"/>
       <w:pgSz w:w="11906" w:h="16838"/>
       <w:pgMar w:top="851" w:right="567" w:bottom="1560" w:left="1418" w:header="720" w:footer="720" w:gutter="0"/>
       <w:pgNumType w:start="4"/>
@@ -3737,7 +3268,15 @@
                               <w:sz w:val="28"/>
                               <w:szCs w:val="28"/>
                             </w:rPr>
-                            <w:t>УП 5-04-0612-02.</w:t>
+                            <w:t>УП 5-04-0612-</w:t>
+                          </w:r>
+                          <w:proofErr w:type="gramStart"/>
+                          <w:r>
+                            <w:rPr>
+                              <w:sz w:val="28"/>
+                              <w:szCs w:val="28"/>
+                            </w:rPr>
+                            <w:t>02.</w:t>
                           </w:r>
                           <w:r>
                             <w:rPr>
@@ -3751,14 +3290,22 @@
                               <w:sz w:val="28"/>
                               <w:szCs w:val="28"/>
                             </w:rPr>
-                            <w:t>ТП..2</w:t>
+                            <w:t>ТП.</w:t>
                           </w:r>
                           <w:r>
                             <w:rPr>
                               <w:sz w:val="28"/>
                               <w:szCs w:val="28"/>
                             </w:rPr>
-                            <w:t>6</w:t>
+                            <w:t>К</w:t>
+                          </w:r>
+                          <w:proofErr w:type="gramEnd"/>
+                          <w:r>
+                            <w:rPr>
+                              <w:sz w:val="28"/>
+                              <w:szCs w:val="28"/>
+                            </w:rPr>
+                            <w:t>-236</w:t>
                           </w:r>
                           <w:r>
                             <w:rPr>
@@ -3772,15 +3319,18 @@
                               <w:sz w:val="28"/>
                               <w:szCs w:val="28"/>
                             </w:rPr>
-                            <w:t>0</w:t>
+                            <w:t>26.14</w:t>
                           </w:r>
-                          <w:r>
+                        </w:p>
+                        <w:p>
+                          <w:pPr>
+                            <w:jc w:val="center"/>
                             <w:rPr>
+                              <w:i/>
                               <w:sz w:val="28"/>
                               <w:szCs w:val="28"/>
                             </w:rPr>
-                            <w:t>3</w:t>
-                          </w:r>
+                          </w:pPr>
                         </w:p>
                         <w:p>
                           <w:pPr>
@@ -3808,7 +3358,11 @@
         </mc:Choice>
         <mc:Fallback>
           <w:pict>
-            <v:shape w14:anchorId="40A00027" id="Text Box 66" o:spid="_x0000_s1030" type="#_x0000_t202" style="position:absolute;margin-left:170.35pt;margin-top:.65pt;width:312.4pt;height:28.4pt;z-index:251636736;visibility:visible;mso-wrap-style:square;mso-width-percent:0;mso-height-percent:0;mso-wrap-distance-left:9pt;mso-wrap-distance-top:0;mso-wrap-distance-right:9pt;mso-wrap-distance-bottom:0;mso-position-horizontal:absolute;mso-position-horizontal-relative:text;mso-position-vertical:absolute;mso-position-vertical-relative:text;mso-width-percent:0;mso-height-percent:0;mso-width-relative:page;mso-height-relative:page;v-text-anchor:top" o:gfxdata="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" filled="f" stroked="f">
+            <v:shapetype w14:anchorId="40A00027" id="_x0000_t202" coordsize="21600,21600" o:spt="202" path="m,l,21600r21600,l21600,xe">
+              <v:stroke joinstyle="miter"/>
+              <v:path gradientshapeok="t" o:connecttype="rect"/>
+            </v:shapetype>
+            <v:shape id="Text Box 66" o:spid="_x0000_s1030" type="#_x0000_t202" style="position:absolute;margin-left:170.35pt;margin-top:.65pt;width:312.4pt;height:28.4pt;z-index:251636736;visibility:visible;mso-wrap-style:square;mso-width-percent:0;mso-height-percent:0;mso-wrap-distance-left:9pt;mso-wrap-distance-top:0;mso-wrap-distance-right:9pt;mso-wrap-distance-bottom:0;mso-position-horizontal:absolute;mso-position-horizontal-relative:text;mso-position-vertical:absolute;mso-position-vertical-relative:text;mso-width-percent:0;mso-height-percent:0;mso-width-relative:page;mso-height-relative:page;v-text-anchor:top" o:gfxdata="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" filled="f" stroked="f">
               <v:textbox inset="0,0,0,0">
                 <w:txbxContent>
                   <w:p>
@@ -3824,7 +3378,15 @@
                         <w:sz w:val="28"/>
                         <w:szCs w:val="28"/>
                       </w:rPr>
-                      <w:t>УП 5-04-0612-02.</w:t>
+                      <w:t>УП 5-04-0612-</w:t>
+                    </w:r>
+                    <w:proofErr w:type="gramStart"/>
+                    <w:r>
+                      <w:rPr>
+                        <w:sz w:val="28"/>
+                        <w:szCs w:val="28"/>
+                      </w:rPr>
+                      <w:t>02.</w:t>
                     </w:r>
                     <w:r>
                       <w:rPr>
@@ -3838,14 +3400,22 @@
                         <w:sz w:val="28"/>
                         <w:szCs w:val="28"/>
                       </w:rPr>
-                      <w:t>ТП..2</w:t>
+                      <w:t>ТП.</w:t>
                     </w:r>
                     <w:r>
                       <w:rPr>
                         <w:sz w:val="28"/>
                         <w:szCs w:val="28"/>
                       </w:rPr>
-                      <w:t>6</w:t>
+                      <w:t>К</w:t>
+                    </w:r>
+                    <w:proofErr w:type="gramEnd"/>
+                    <w:r>
+                      <w:rPr>
+                        <w:sz w:val="28"/>
+                        <w:szCs w:val="28"/>
+                      </w:rPr>
+                      <w:t>-236</w:t>
                     </w:r>
                     <w:r>
                       <w:rPr>
@@ -3859,15 +3429,18 @@
                         <w:sz w:val="28"/>
                         <w:szCs w:val="28"/>
                       </w:rPr>
-                      <w:t>0</w:t>
+                      <w:t>26.14</w:t>
                     </w:r>
-                    <w:r>
+                  </w:p>
+                  <w:p>
+                    <w:pPr>
+                      <w:jc w:val="center"/>
                       <w:rPr>
+                        <w:i/>
                         <w:sz w:val="28"/>
                         <w:szCs w:val="28"/>
                       </w:rPr>
-                      <w:t>3</w:t>
-                    </w:r>
+                    </w:pPr>
                   </w:p>
                   <w:p>
                     <w:pPr>
@@ -4970,6 +4543,7 @@
                             <w:t xml:space="preserve"> </w:t>
                           </w:r>
                           <w:proofErr w:type="spellStart"/>
+                          <w:proofErr w:type="gramStart"/>
                           <w:r>
                             <w:rPr>
                               <w:rFonts w:ascii="ISOCPEUR" w:hAnsi="ISOCPEUR"/>
@@ -4979,6 +4553,7 @@
                             <w:t>Н.контр</w:t>
                           </w:r>
                           <w:proofErr w:type="spellEnd"/>
+                          <w:proofErr w:type="gramEnd"/>
                           <w:r>
                             <w:rPr>
                               <w:rFonts w:ascii="ISOCPEUR" w:hAnsi="ISOCPEUR"/>
@@ -7158,8 +6733,16 @@
                             <w:rPr>
                               <w:sz w:val="18"/>
                             </w:rPr>
-                            <w:t>Коробов Н.Д.</w:t>
+                            <w:t xml:space="preserve">Коробов </w:t>
                           </w:r>
+                          <w:proofErr w:type="gramStart"/>
+                          <w:r>
+                            <w:rPr>
+                              <w:sz w:val="18"/>
+                            </w:rPr>
+                            <w:t>Н.Д.</w:t>
+                          </w:r>
+                          <w:proofErr w:type="gramEnd"/>
                         </w:p>
                       </w:txbxContent>
                     </wps:txbx>
@@ -7279,7 +6862,15 @@
                               <w:sz w:val="28"/>
                               <w:szCs w:val="28"/>
                             </w:rPr>
-                            <w:t>УП 5-04-0612-02.</w:t>
+                            <w:t>УП 5-04-0612-</w:t>
+                          </w:r>
+                          <w:proofErr w:type="gramStart"/>
+                          <w:r>
+                            <w:rPr>
+                              <w:sz w:val="28"/>
+                              <w:szCs w:val="28"/>
+                            </w:rPr>
+                            <w:t>02.</w:t>
                           </w:r>
                           <w:r>
                             <w:rPr>
@@ -7293,7 +6884,29 @@
                               <w:sz w:val="28"/>
                               <w:szCs w:val="28"/>
                             </w:rPr>
-                            <w:t>ТП..</w:t>
+                            <w:t>ТП.</w:t>
+                          </w:r>
+                          <w:r>
+                            <w:rPr>
+                              <w:sz w:val="28"/>
+                              <w:szCs w:val="28"/>
+                            </w:rPr>
+                            <w:t>К</w:t>
+                          </w:r>
+                          <w:proofErr w:type="gramEnd"/>
+                          <w:r>
+                            <w:rPr>
+                              <w:sz w:val="28"/>
+                              <w:szCs w:val="28"/>
+                            </w:rPr>
+                            <w:t>-236</w:t>
+                          </w:r>
+                          <w:r>
+                            <w:rPr>
+                              <w:sz w:val="28"/>
+                              <w:szCs w:val="28"/>
+                            </w:rPr>
+                            <w:t>.</w:t>
                           </w:r>
                           <w:r>
                             <w:rPr>
@@ -7314,15 +6927,7 @@
                               <w:sz w:val="28"/>
                               <w:szCs w:val="28"/>
                             </w:rPr>
-                            <w:t>0</w:t>
-                          </w:r>
-                          <w:r>
-                            <w:rPr>
-                              <w:sz w:val="28"/>
-                              <w:szCs w:val="28"/>
-                              <w:lang w:val="en-US"/>
-                            </w:rPr>
-                            <w:t>3</w:t>
+                            <w:t>14</w:t>
                           </w:r>
                         </w:p>
                         <w:p>
@@ -7354,7 +6959,11 @@
         </mc:Choice>
         <mc:Fallback>
           <w:pict>
-            <v:shape w14:anchorId="238E4D5E" id="Text Box 103" o:spid="_x0000_s1049" type="#_x0000_t202" style="position:absolute;margin-left:169.9pt;margin-top:-69.25pt;width:340.8pt;height:28.4pt;z-index:251681792;visibility:visible;mso-wrap-style:square;mso-width-percent:0;mso-height-percent:0;mso-wrap-distance-left:9pt;mso-wrap-distance-top:0;mso-wrap-distance-right:9pt;mso-wrap-distance-bottom:0;mso-position-horizontal:absolute;mso-position-horizontal-relative:text;mso-position-vertical:absolute;mso-position-vertical-relative:text;mso-width-percent:0;mso-height-percent:0;mso-width-relative:page;mso-height-relative:page;v-text-anchor:top" o:gfxdata="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" filled="f" stroked="f">
+            <v:shapetype w14:anchorId="238E4D5E" id="_x0000_t202" coordsize="21600,21600" o:spt="202" path="m,l,21600r21600,l21600,xe">
+              <v:stroke joinstyle="miter"/>
+              <v:path gradientshapeok="t" o:connecttype="rect"/>
+            </v:shapetype>
+            <v:shape id="Text Box 103" o:spid="_x0000_s1049" type="#_x0000_t202" style="position:absolute;margin-left:169.9pt;margin-top:-69.25pt;width:340.8pt;height:28.4pt;z-index:251681792;visibility:visible;mso-wrap-style:square;mso-width-percent:0;mso-height-percent:0;mso-wrap-distance-left:9pt;mso-wrap-distance-top:0;mso-wrap-distance-right:9pt;mso-wrap-distance-bottom:0;mso-position-horizontal:absolute;mso-position-horizontal-relative:text;mso-position-vertical:absolute;mso-position-vertical-relative:text;mso-width-percent:0;mso-height-percent:0;mso-width-relative:page;mso-height-relative:page;v-text-anchor:top" o:gfxdata="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" filled="f" stroked="f">
               <v:textbox inset="0,0,0,0">
                 <w:txbxContent>
                   <w:p>
@@ -7370,7 +6979,15 @@
                         <w:sz w:val="28"/>
                         <w:szCs w:val="28"/>
                       </w:rPr>
-                      <w:t>УП 5-04-0612-02.</w:t>
+                      <w:t>УП 5-04-0612-</w:t>
+                    </w:r>
+                    <w:proofErr w:type="gramStart"/>
+                    <w:r>
+                      <w:rPr>
+                        <w:sz w:val="28"/>
+                        <w:szCs w:val="28"/>
+                      </w:rPr>
+                      <w:t>02.</w:t>
                     </w:r>
                     <w:r>
                       <w:rPr>
@@ -7384,7 +7001,29 @@
                         <w:sz w:val="28"/>
                         <w:szCs w:val="28"/>
                       </w:rPr>
-                      <w:t>ТП..</w:t>
+                      <w:t>ТП.</w:t>
+                    </w:r>
+                    <w:r>
+                      <w:rPr>
+                        <w:sz w:val="28"/>
+                        <w:szCs w:val="28"/>
+                      </w:rPr>
+                      <w:t>К</w:t>
+                    </w:r>
+                    <w:proofErr w:type="gramEnd"/>
+                    <w:r>
+                      <w:rPr>
+                        <w:sz w:val="28"/>
+                        <w:szCs w:val="28"/>
+                      </w:rPr>
+                      <w:t>-236</w:t>
+                    </w:r>
+                    <w:r>
+                      <w:rPr>
+                        <w:sz w:val="28"/>
+                        <w:szCs w:val="28"/>
+                      </w:rPr>
+                      <w:t>.</w:t>
                     </w:r>
                     <w:r>
                       <w:rPr>
@@ -7405,15 +7044,7 @@
                         <w:sz w:val="28"/>
                         <w:szCs w:val="28"/>
                       </w:rPr>
-                      <w:t>0</w:t>
-                    </w:r>
-                    <w:r>
-                      <w:rPr>
-                        <w:sz w:val="28"/>
-                        <w:szCs w:val="28"/>
-                        <w:lang w:val="en-US"/>
-                      </w:rPr>
-                      <w:t>3</w:t>
+                      <w:t>14</w:t>
                     </w:r>
                   </w:p>
                   <w:p>
@@ -9766,6 +9397,16 @@
     <w:pPr>
       <w:pStyle w:val="a3"/>
     </w:pPr>
+  </w:p>
+</w:hdr>
+</file>
+
+<file path=word/header2.xml><?xml version="1.0" encoding="utf-8"?>
+<w:hdr xmlns:wpc="http://schemas.microsoft.com/office/word/2010/wordprocessingCanvas" xmlns:cx="http://schemas.microsoft.com/office/drawing/2014/chartex" xmlns:cx1="http://schemas.microsoft.com/office/drawing/2015/9/8/chartex" xmlns:cx2="http://schemas.microsoft.com/office/drawing/2015/10/21/chartex" xmlns:cx3="http://schemas.microsoft.com/office/drawing/2016/5/9/chartex" xmlns:cx4="http://schemas.microsoft.com/office/drawing/2016/5/10/chartex" xmlns:cx5="http://schemas.microsoft.com/office/drawing/2016/5/11/chartex" xmlns:cx6="http://schemas.microsoft.com/office/drawing/2016/5/12/chartex" xmlns:cx7="http://schemas.microsoft.com/office/drawing/2016/5/13/chartex" xmlns:cx8="http://schemas.microsoft.com/office/drawing/2016/5/14/chartex" xmlns:mc="http://schemas.openxmlformats.org/markup-compatibility/2006" xmlns:aink="http://schemas.microsoft.com/office/drawing/2016/ink" xmlns:am3d="http://schemas.microsoft.com/office/drawing/2017/model3d" xmlns:o="urn:schemas-microsoft-com:office:office" xmlns:oel="http://schemas.microsoft.com/office/2019/extlst" xmlns:r="http://schemas.openxmlformats.org/officeDocument/2006/relationships" xmlns:m="http://schemas.openxmlformats.org/officeDocument/2006/math" xmlns:v="urn:schemas-microsoft-com:vml" xmlns:wp14="http://schemas.microsoft.com/office/word/2010/wordprocessingDrawing" xmlns:wp="http://schemas.openxmlformats.org/drawingml/2006/wordprocessingDrawing" xmlns:w10="urn:schemas-microsoft-com:office:word" xmlns:w="http://schemas.openxmlformats.org/wordprocessingml/2006/main" xmlns:w14="http://schemas.microsoft.com/office/word/2010/wordml" xmlns:w15="http://schemas.microsoft.com/office/word/2012/wordml" xmlns:w16cex="http://schemas.microsoft.com/office/word/2018/wordml/cex" xmlns:w16cid="http://schemas.microsoft.com/office/word/2016/wordml/cid" xmlns:w16="http://schemas.microsoft.com/office/word/2018/wordml" xmlns:w16du="http://schemas.microsoft.com/office/word/2023/wordml/word16du" xmlns:w16sdtdh="http://schemas.microsoft.com/office/word/2020/wordml/sdtdatahash" xmlns:w16sdtfl="http://schemas.microsoft.com/office/word/2024/wordml/sdtformatlock" xmlns:w16se="http://schemas.microsoft.com/office/word/2015/wordml/symex" xmlns:wpg="http://schemas.microsoft.com/office/word/2010/wordprocessingGroup" xmlns:wpi="http://schemas.microsoft.com/office/word/2010/wordprocessingInk" xmlns:wne="http://schemas.microsoft.com/office/word/2006/wordml" xmlns:wps="http://schemas.microsoft.com/office/word/2010/wordprocessingShape" mc:Ignorable="w14 w15 w16se w16cid w16 w16cex w16sdtdh w16sdtfl w16du wp14">
+  <w:p>
+    <w:pPr>
+      <w:pStyle w:val="a3"/>
+    </w:pPr>
     <w:r>
       <w:rPr>
         <w:noProof/>
@@ -9842,7 +9483,7 @@
 </w:hdr>
 </file>
 
-<file path=word/header2.xml><?xml version="1.0" encoding="utf-8"?>
+<file path=word/header3.xml><?xml version="1.0" encoding="utf-8"?>
 <w:hdr xmlns:wpc="http://schemas.microsoft.com/office/word/2010/wordprocessingCanvas" xmlns:cx="http://schemas.microsoft.com/office/drawing/2014/chartex" xmlns:cx1="http://schemas.microsoft.com/office/drawing/2015/9/8/chartex" xmlns:cx2="http://schemas.microsoft.com/office/drawing/2015/10/21/chartex" xmlns:cx3="http://schemas.microsoft.com/office/drawing/2016/5/9/chartex" xmlns:cx4="http://schemas.microsoft.com/office/drawing/2016/5/10/chartex" xmlns:cx5="http://schemas.microsoft.com/office/drawing/2016/5/11/chartex" xmlns:cx6="http://schemas.microsoft.com/office/drawing/2016/5/12/chartex" xmlns:cx7="http://schemas.microsoft.com/office/drawing/2016/5/13/chartex" xmlns:cx8="http://schemas.microsoft.com/office/drawing/2016/5/14/chartex" xmlns:mc="http://schemas.openxmlformats.org/markup-compatibility/2006" xmlns:aink="http://schemas.microsoft.com/office/drawing/2016/ink" xmlns:am3d="http://schemas.microsoft.com/office/drawing/2017/model3d" xmlns:o="urn:schemas-microsoft-com:office:office" xmlns:oel="http://schemas.microsoft.com/office/2019/extlst" xmlns:r="http://schemas.openxmlformats.org/officeDocument/2006/relationships" xmlns:m="http://schemas.openxmlformats.org/officeDocument/2006/math" xmlns:v="urn:schemas-microsoft-com:vml" xmlns:wp14="http://schemas.microsoft.com/office/word/2010/wordprocessingDrawing" xmlns:wp="http://schemas.openxmlformats.org/drawingml/2006/wordprocessingDrawing" xmlns:w10="urn:schemas-microsoft-com:office:word" xmlns:w="http://schemas.openxmlformats.org/wordprocessingml/2006/main" xmlns:w14="http://schemas.microsoft.com/office/word/2010/wordml" xmlns:w15="http://schemas.microsoft.com/office/word/2012/wordml" xmlns:w16cex="http://schemas.microsoft.com/office/word/2018/wordml/cex" xmlns:w16cid="http://schemas.microsoft.com/office/word/2016/wordml/cid" xmlns:w16="http://schemas.microsoft.com/office/word/2018/wordml" xmlns:w16du="http://schemas.microsoft.com/office/word/2023/wordml/word16du" xmlns:w16sdtdh="http://schemas.microsoft.com/office/word/2020/wordml/sdtdatahash" xmlns:w16sdtfl="http://schemas.microsoft.com/office/word/2024/wordml/sdtformatlock" xmlns:w16se="http://schemas.microsoft.com/office/word/2015/wordml/symex" xmlns:wpg="http://schemas.microsoft.com/office/word/2010/wordprocessingGroup" xmlns:wpi="http://schemas.microsoft.com/office/word/2010/wordprocessingInk" xmlns:wne="http://schemas.microsoft.com/office/word/2006/wordml" xmlns:wps="http://schemas.microsoft.com/office/word/2010/wordprocessingShape" mc:Ignorable="w14 w15 w16se w16cid w16 w16cex w16sdtdh w16sdtfl w16du wp14">
   <w:p>
     <w:pPr>
@@ -12287,7 +11928,7 @@
   <w:style w:type="paragraph" w:default="1" w:styleId="a">
     <w:name w:val="Normal"/>
     <w:qFormat/>
-    <w:rsid w:val="00CF4764"/>
+    <w:rsid w:val="00351BCB"/>
   </w:style>
   <w:style w:type="paragraph" w:styleId="1">
     <w:name w:val="heading 1"/>
@@ -12380,6 +12021,7 @@
   <w:style w:type="character" w:default="1" w:styleId="a0">
     <w:name w:val="Default Paragraph Font"/>
     <w:uiPriority w:val="1"/>
+    <w:semiHidden/>
     <w:unhideWhenUsed/>
   </w:style>
   <w:style w:type="table" w:default="1" w:styleId="a1">
